--- a/Knowledge/3-Work knowledge/1-Software Engineering/2-Testing/5-My Source/1-ISTQB Foundation Level/4-Dynamic Testing/3-Types of Acceptance Testing/7-Alpha Testing.docx
+++ b/Knowledge/3-Work knowledge/1-Software Engineering/2-Testing/5-My Source/1-ISTQB Foundation Level/4-Dynamic Testing/3-Types of Acceptance Testing/7-Alpha Testing.docx
@@ -34,51 +34,77 @@
       </w:pPr>
       <w:r>
         <w:rPr>
-          <w:b/>
-          <w:shd w:val="clear" w:color="auto" w:fill="B7B7B7"/>
-        </w:rPr>
-        <w:t># Source</w:t>
-      </w:r>
-      <w:r>
-        <w:rPr>
-          <w:shd w:val="clear" w:color="auto" w:fill="B7B7B7"/>
-        </w:rPr>
-        <w:t xml:space="preserve">: </w:t>
-      </w:r>
-      <w:r>
-        <w:rPr>
-          <w:b/>
-          <w:shd w:val="clear" w:color="auto" w:fill="B7B7B7"/>
-        </w:rPr>
-        <w:t xml:space="preserve">Chatgpt </w:t>
-      </w:r>
-      <w:r>
-        <w:rPr>
-          <w:b/>
-          <w:sz w:val="14"/>
-          <w:szCs w:val="14"/>
-          <w:shd w:val="clear" w:color="auto" w:fill="B7B7B7"/>
-        </w:rPr>
-        <w:t>(GPT</w:t>
-      </w:r>
-      <w:r>
-        <w:rPr>
-          <w:rFonts w:ascii="Cambria Math" w:hAnsi="Cambria Math" w:cs="Cambria Math"/>
-          <w:b/>
-          <w:sz w:val="14"/>
-          <w:szCs w:val="14"/>
-          <w:shd w:val="clear" w:color="auto" w:fill="B7B7B7"/>
+          <w:rFonts w:ascii="Arial" w:eastAsia="Arial" w:hAnsi="Arial" w:cs="Arial"/>
+          <w:b/>
+          <w:color w:val="000000"/>
+          <w:sz w:val="18"/>
+          <w:highlight w:val="lightGray"/>
+        </w:rPr>
+        <w:t># Source: AI Source: Provided by: [Data Path</w:t>
+      </w:r>
+      <w:r>
+        <w:rPr>
+          <w:rFonts w:ascii="Arial" w:eastAsia="Arial" w:hAnsi="Arial" w:cs="Arial"/>
+          <w:color w:val="000000"/>
+          <w:sz w:val="18"/>
+          <w:highlight w:val="lightGray"/>
+        </w:rPr>
+        <w:t xml:space="preserve">: Persons Table -&gt; ID Column: 1, Name_En Column: Motasem Essam] -&gt; </w:t>
+      </w:r>
+      <w:r>
+        <w:rPr>
+          <w:rFonts w:ascii="Arial" w:eastAsia="Arial" w:hAnsi="Arial" w:cs="Arial"/>
+          <w:b/>
+          <w:color w:val="000000"/>
+          <w:sz w:val="18"/>
+          <w:highlight w:val="lightGray"/>
+        </w:rPr>
+        <w:t>From:</w:t>
+      </w:r>
+      <w:r>
+        <w:rPr>
+          <w:rFonts w:ascii="Arial" w:eastAsia="Arial" w:hAnsi="Arial" w:cs="Arial"/>
+          <w:color w:val="000000"/>
+          <w:sz w:val="18"/>
+          <w:highlight w:val="lightGray"/>
+        </w:rPr>
+        <w:t xml:space="preserve"> [Chatgpt (GPT</w:t>
+      </w:r>
+      <w:r>
+        <w:rPr>
+          <w:rFonts w:ascii="Arial" w:eastAsia="Arial" w:hAnsi="Arial" w:cs="Cambria Math"/>
+          <w:color w:val="000000"/>
+          <w:sz w:val="18"/>
+          <w:highlight w:val="lightGray"/>
         </w:rPr>
         <w:t>‑</w:t>
       </w:r>
       <w:r>
         <w:rPr>
-          <w:b/>
-          <w:sz w:val="14"/>
-          <w:szCs w:val="14"/>
-          <w:shd w:val="clear" w:color="auto" w:fill="B7B7B7"/>
-        </w:rPr>
-        <w:t>5 Mini) at [8/22/2025]</w:t>
+          <w:rFonts w:ascii="Arial" w:eastAsia="Arial" w:hAnsi="Arial" w:cs="Arial"/>
+          <w:color w:val="000000"/>
+          <w:sz w:val="18"/>
+          <w:highlight w:val="lightGray"/>
+        </w:rPr>
+        <w:t xml:space="preserve">5 Mini)] </w:t>
+      </w:r>
+      <w:r>
+        <w:rPr>
+          <w:rFonts w:ascii="Arial" w:eastAsia="Arial" w:hAnsi="Arial" w:cs="Arial"/>
+          <w:b/>
+          <w:color w:val="000000"/>
+          <w:sz w:val="18"/>
+          <w:highlight w:val="lightGray"/>
+        </w:rPr>
+        <w:t>on</w:t>
+      </w:r>
+      <w:r>
+        <w:rPr>
+          <w:rFonts w:ascii="Arial" w:eastAsia="Arial" w:hAnsi="Arial"/>
+          <w:sz w:val="18"/>
+          <w:highlight w:val="lightGray"/>
+        </w:rPr>
+        <w:t xml:space="preserve"> [8/22/2025]</w:t>
       </w:r>
     </w:p>
     <w:p>
@@ -136,7 +162,7 @@
     </w:p>
     <w:p>
       <w:r>
-        <w:pict w14:anchorId="40073C9E">
+        <w:pict w14:anchorId="6BB88A82">
           <v:rect id="_x0000_i1025" style="width:0;height:1.5pt" o:hralign="center" o:hrstd="t" o:hr="t" fillcolor="#a0a0a0" stroked="f"/>
         </w:pict>
       </w:r>
@@ -160,51 +186,77 @@
       </w:pPr>
       <w:r>
         <w:rPr>
-          <w:b/>
-          <w:shd w:val="clear" w:color="auto" w:fill="B7B7B7"/>
-        </w:rPr>
-        <w:t># Source</w:t>
-      </w:r>
-      <w:r>
-        <w:rPr>
-          <w:shd w:val="clear" w:color="auto" w:fill="B7B7B7"/>
-        </w:rPr>
-        <w:t xml:space="preserve">: </w:t>
-      </w:r>
-      <w:r>
-        <w:rPr>
-          <w:b/>
-          <w:shd w:val="clear" w:color="auto" w:fill="B7B7B7"/>
-        </w:rPr>
-        <w:t xml:space="preserve">Chatgpt </w:t>
-      </w:r>
-      <w:r>
-        <w:rPr>
-          <w:b/>
-          <w:sz w:val="14"/>
-          <w:szCs w:val="14"/>
-          <w:shd w:val="clear" w:color="auto" w:fill="B7B7B7"/>
-        </w:rPr>
-        <w:t>(GPT</w:t>
-      </w:r>
-      <w:r>
-        <w:rPr>
-          <w:rFonts w:ascii="Cambria Math" w:hAnsi="Cambria Math" w:cs="Cambria Math"/>
-          <w:b/>
-          <w:sz w:val="14"/>
-          <w:szCs w:val="14"/>
-          <w:shd w:val="clear" w:color="auto" w:fill="B7B7B7"/>
+          <w:rFonts w:ascii="Arial" w:eastAsia="Arial" w:hAnsi="Arial" w:cs="Arial"/>
+          <w:b/>
+          <w:color w:val="000000"/>
+          <w:sz w:val="18"/>
+          <w:highlight w:val="lightGray"/>
+        </w:rPr>
+        <w:t># Source: AI Source: Provided by: [Data Path</w:t>
+      </w:r>
+      <w:r>
+        <w:rPr>
+          <w:rFonts w:ascii="Arial" w:eastAsia="Arial" w:hAnsi="Arial" w:cs="Arial"/>
+          <w:color w:val="000000"/>
+          <w:sz w:val="18"/>
+          <w:highlight w:val="lightGray"/>
+        </w:rPr>
+        <w:t xml:space="preserve">: Persons Table -&gt; ID Column: 1, Name_En Column: Motasem Essam] -&gt; </w:t>
+      </w:r>
+      <w:r>
+        <w:rPr>
+          <w:rFonts w:ascii="Arial" w:eastAsia="Arial" w:hAnsi="Arial" w:cs="Arial"/>
+          <w:b/>
+          <w:color w:val="000000"/>
+          <w:sz w:val="18"/>
+          <w:highlight w:val="lightGray"/>
+        </w:rPr>
+        <w:t>From:</w:t>
+      </w:r>
+      <w:r>
+        <w:rPr>
+          <w:rFonts w:ascii="Arial" w:eastAsia="Arial" w:hAnsi="Arial" w:cs="Arial"/>
+          <w:color w:val="000000"/>
+          <w:sz w:val="18"/>
+          <w:highlight w:val="lightGray"/>
+        </w:rPr>
+        <w:t xml:space="preserve"> [Chatgpt (GPT</w:t>
+      </w:r>
+      <w:r>
+        <w:rPr>
+          <w:rFonts w:ascii="Arial" w:eastAsia="Arial" w:hAnsi="Arial" w:cs="Cambria Math"/>
+          <w:color w:val="000000"/>
+          <w:sz w:val="18"/>
+          <w:highlight w:val="lightGray"/>
         </w:rPr>
         <w:t>‑</w:t>
       </w:r>
       <w:r>
         <w:rPr>
-          <w:b/>
-          <w:sz w:val="14"/>
-          <w:szCs w:val="14"/>
-          <w:shd w:val="clear" w:color="auto" w:fill="B7B7B7"/>
-        </w:rPr>
-        <w:t>5 Mini) at [8/22/2025]</w:t>
+          <w:rFonts w:ascii="Arial" w:eastAsia="Arial" w:hAnsi="Arial" w:cs="Arial"/>
+          <w:color w:val="000000"/>
+          <w:sz w:val="18"/>
+          <w:highlight w:val="lightGray"/>
+        </w:rPr>
+        <w:t xml:space="preserve">5 Mini)] </w:t>
+      </w:r>
+      <w:r>
+        <w:rPr>
+          <w:rFonts w:ascii="Arial" w:eastAsia="Arial" w:hAnsi="Arial" w:cs="Arial"/>
+          <w:b/>
+          <w:color w:val="000000"/>
+          <w:sz w:val="18"/>
+          <w:highlight w:val="lightGray"/>
+        </w:rPr>
+        <w:t>on</w:t>
+      </w:r>
+      <w:r>
+        <w:rPr>
+          <w:rFonts w:ascii="Arial" w:eastAsia="Arial" w:hAnsi="Arial"/>
+          <w:sz w:val="18"/>
+          <w:highlight w:val="lightGray"/>
+        </w:rPr>
+        <w:t xml:space="preserve"> [8/22/2025]</w:t>
       </w:r>
     </w:p>
     <w:p>
@@ -213,7 +265,7 @@
           <w:ilvl w:val="0"/>
           <w:numId w:val="2"/>
         </w:numPr>
-        <w:spacing w:before="240"/>
+        <w:spacing w:before="240" w:after="0" w:line="276" w:lineRule="auto"/>
       </w:pPr>
       <w:r>
         <w:rPr>
@@ -247,7 +299,7 @@
           <w:ilvl w:val="0"/>
           <w:numId w:val="2"/>
         </w:numPr>
-        <w:spacing w:after="240"/>
+        <w:spacing w:after="240" w:line="276" w:lineRule="auto"/>
       </w:pPr>
       <w:r>
         <w:rPr>
@@ -277,7 +329,7 @@
     </w:p>
     <w:p>
       <w:r>
-        <w:pict w14:anchorId="70AD5CFA">
+        <w:pict w14:anchorId="21A6800F">
           <v:rect id="_x0000_i1026" style="width:0;height:1.5pt" o:hralign="center" o:hrstd="t" o:hr="t" fillcolor="#a0a0a0" stroked="f"/>
         </w:pict>
       </w:r>
@@ -301,51 +353,77 @@
       </w:pPr>
       <w:r>
         <w:rPr>
-          <w:b/>
-          <w:shd w:val="clear" w:color="auto" w:fill="B7B7B7"/>
-        </w:rPr>
-        <w:t># Source</w:t>
-      </w:r>
-      <w:r>
-        <w:rPr>
-          <w:shd w:val="clear" w:color="auto" w:fill="B7B7B7"/>
-        </w:rPr>
-        <w:t xml:space="preserve">: </w:t>
-      </w:r>
-      <w:r>
-        <w:rPr>
-          <w:b/>
-          <w:shd w:val="clear" w:color="auto" w:fill="B7B7B7"/>
-        </w:rPr>
-        <w:t xml:space="preserve">Chatgpt </w:t>
-      </w:r>
-      <w:r>
-        <w:rPr>
-          <w:b/>
-          <w:sz w:val="14"/>
-          <w:szCs w:val="14"/>
-          <w:shd w:val="clear" w:color="auto" w:fill="B7B7B7"/>
-        </w:rPr>
-        <w:t>(GPT</w:t>
-      </w:r>
-      <w:r>
-        <w:rPr>
-          <w:rFonts w:ascii="Cambria Math" w:hAnsi="Cambria Math" w:cs="Cambria Math"/>
-          <w:b/>
-          <w:sz w:val="14"/>
-          <w:szCs w:val="14"/>
-          <w:shd w:val="clear" w:color="auto" w:fill="B7B7B7"/>
+          <w:rFonts w:ascii="Arial" w:eastAsia="Arial" w:hAnsi="Arial" w:cs="Arial"/>
+          <w:b/>
+          <w:color w:val="000000"/>
+          <w:sz w:val="18"/>
+          <w:highlight w:val="lightGray"/>
+        </w:rPr>
+        <w:t># Source: AI Source: Provided by: [Data Path</w:t>
+      </w:r>
+      <w:r>
+        <w:rPr>
+          <w:rFonts w:ascii="Arial" w:eastAsia="Arial" w:hAnsi="Arial" w:cs="Arial"/>
+          <w:color w:val="000000"/>
+          <w:sz w:val="18"/>
+          <w:highlight w:val="lightGray"/>
+        </w:rPr>
+        <w:t xml:space="preserve">: Persons Table -&gt; ID Column: 1, Name_En Column: Motasem Essam] -&gt; </w:t>
+      </w:r>
+      <w:r>
+        <w:rPr>
+          <w:rFonts w:ascii="Arial" w:eastAsia="Arial" w:hAnsi="Arial" w:cs="Arial"/>
+          <w:b/>
+          <w:color w:val="000000"/>
+          <w:sz w:val="18"/>
+          <w:highlight w:val="lightGray"/>
+        </w:rPr>
+        <w:t>From:</w:t>
+      </w:r>
+      <w:r>
+        <w:rPr>
+          <w:rFonts w:ascii="Arial" w:eastAsia="Arial" w:hAnsi="Arial" w:cs="Arial"/>
+          <w:color w:val="000000"/>
+          <w:sz w:val="18"/>
+          <w:highlight w:val="lightGray"/>
+        </w:rPr>
+        <w:t xml:space="preserve"> [Chatgpt (GPT</w:t>
+      </w:r>
+      <w:r>
+        <w:rPr>
+          <w:rFonts w:ascii="Arial" w:eastAsia="Arial" w:hAnsi="Arial" w:cs="Cambria Math"/>
+          <w:color w:val="000000"/>
+          <w:sz w:val="18"/>
+          <w:highlight w:val="lightGray"/>
         </w:rPr>
         <w:t>‑</w:t>
       </w:r>
       <w:r>
         <w:rPr>
-          <w:b/>
-          <w:sz w:val="14"/>
-          <w:szCs w:val="14"/>
-          <w:shd w:val="clear" w:color="auto" w:fill="B7B7B7"/>
-        </w:rPr>
-        <w:t>5 Mini) at [8/22/2025]</w:t>
+          <w:rFonts w:ascii="Arial" w:eastAsia="Arial" w:hAnsi="Arial" w:cs="Arial"/>
+          <w:color w:val="000000"/>
+          <w:sz w:val="18"/>
+          <w:highlight w:val="lightGray"/>
+        </w:rPr>
+        <w:t xml:space="preserve">5 Mini)] </w:t>
+      </w:r>
+      <w:r>
+        <w:rPr>
+          <w:rFonts w:ascii="Arial" w:eastAsia="Arial" w:hAnsi="Arial" w:cs="Arial"/>
+          <w:b/>
+          <w:color w:val="000000"/>
+          <w:sz w:val="18"/>
+          <w:highlight w:val="lightGray"/>
+        </w:rPr>
+        <w:t>on</w:t>
+      </w:r>
+      <w:r>
+        <w:rPr>
+          <w:rFonts w:ascii="Arial" w:eastAsia="Arial" w:hAnsi="Arial"/>
+          <w:sz w:val="18"/>
+          <w:highlight w:val="lightGray"/>
+        </w:rPr>
+        <w:t xml:space="preserve"> [8/22/2025]</w:t>
       </w:r>
     </w:p>
     <w:p>
@@ -354,7 +432,7 @@
           <w:ilvl w:val="0"/>
           <w:numId w:val="4"/>
         </w:numPr>
-        <w:spacing w:before="240" w:after="240"/>
+        <w:spacing w:before="240" w:after="240" w:line="276" w:lineRule="auto"/>
       </w:pPr>
       <w:r>
         <w:rPr>
@@ -391,7 +469,7 @@
     </w:p>
     <w:p>
       <w:r>
-        <w:pict w14:anchorId="45D4CC05">
+        <w:pict w14:anchorId="0B8B8968">
           <v:rect id="_x0000_i1027" style="width:0;height:1.5pt" o:hralign="center" o:hrstd="t" o:hr="t" fillcolor="#a0a0a0" stroked="f"/>
         </w:pict>
       </w:r>
@@ -415,51 +493,77 @@
       </w:pPr>
       <w:r>
         <w:rPr>
-          <w:b/>
-          <w:shd w:val="clear" w:color="auto" w:fill="B7B7B7"/>
-        </w:rPr>
-        <w:t># Source</w:t>
-      </w:r>
-      <w:r>
-        <w:rPr>
-          <w:shd w:val="clear" w:color="auto" w:fill="B7B7B7"/>
-        </w:rPr>
-        <w:t xml:space="preserve">: </w:t>
-      </w:r>
-      <w:r>
-        <w:rPr>
-          <w:b/>
-          <w:shd w:val="clear" w:color="auto" w:fill="B7B7B7"/>
-        </w:rPr>
-        <w:t xml:space="preserve">Chatgpt </w:t>
-      </w:r>
-      <w:r>
-        <w:rPr>
-          <w:b/>
-          <w:sz w:val="14"/>
-          <w:szCs w:val="14"/>
-          <w:shd w:val="clear" w:color="auto" w:fill="B7B7B7"/>
-        </w:rPr>
-        <w:t>(GPT</w:t>
-      </w:r>
-      <w:r>
-        <w:rPr>
-          <w:rFonts w:ascii="Cambria Math" w:hAnsi="Cambria Math" w:cs="Cambria Math"/>
-          <w:b/>
-          <w:sz w:val="14"/>
-          <w:szCs w:val="14"/>
-          <w:shd w:val="clear" w:color="auto" w:fill="B7B7B7"/>
+          <w:rFonts w:ascii="Arial" w:eastAsia="Arial" w:hAnsi="Arial" w:cs="Arial"/>
+          <w:b/>
+          <w:color w:val="000000"/>
+          <w:sz w:val="18"/>
+          <w:highlight w:val="lightGray"/>
+        </w:rPr>
+        <w:t># Source: AI Source: Provided by: [Data Path</w:t>
+      </w:r>
+      <w:r>
+        <w:rPr>
+          <w:rFonts w:ascii="Arial" w:eastAsia="Arial" w:hAnsi="Arial" w:cs="Arial"/>
+          <w:color w:val="000000"/>
+          <w:sz w:val="18"/>
+          <w:highlight w:val="lightGray"/>
+        </w:rPr>
+        <w:t xml:space="preserve">: Persons Table -&gt; ID Column: 1, Name_En Column: Motasem Essam] -&gt; </w:t>
+      </w:r>
+      <w:r>
+        <w:rPr>
+          <w:rFonts w:ascii="Arial" w:eastAsia="Arial" w:hAnsi="Arial" w:cs="Arial"/>
+          <w:b/>
+          <w:color w:val="000000"/>
+          <w:sz w:val="18"/>
+          <w:highlight w:val="lightGray"/>
+        </w:rPr>
+        <w:t>From:</w:t>
+      </w:r>
+      <w:r>
+        <w:rPr>
+          <w:rFonts w:ascii="Arial" w:eastAsia="Arial" w:hAnsi="Arial" w:cs="Arial"/>
+          <w:color w:val="000000"/>
+          <w:sz w:val="18"/>
+          <w:highlight w:val="lightGray"/>
+        </w:rPr>
+        <w:t xml:space="preserve"> [Chatgpt (GPT</w:t>
+      </w:r>
+      <w:r>
+        <w:rPr>
+          <w:rFonts w:ascii="Arial" w:eastAsia="Arial" w:hAnsi="Arial" w:cs="Cambria Math"/>
+          <w:color w:val="000000"/>
+          <w:sz w:val="18"/>
+          <w:highlight w:val="lightGray"/>
         </w:rPr>
         <w:t>‑</w:t>
       </w:r>
       <w:r>
         <w:rPr>
-          <w:b/>
-          <w:sz w:val="14"/>
-          <w:szCs w:val="14"/>
-          <w:shd w:val="clear" w:color="auto" w:fill="B7B7B7"/>
-        </w:rPr>
-        <w:t>5 Mini) at [8/22/2025]</w:t>
+          <w:rFonts w:ascii="Arial" w:eastAsia="Arial" w:hAnsi="Arial" w:cs="Arial"/>
+          <w:color w:val="000000"/>
+          <w:sz w:val="18"/>
+          <w:highlight w:val="lightGray"/>
+        </w:rPr>
+        <w:t xml:space="preserve">5 Mini)] </w:t>
+      </w:r>
+      <w:r>
+        <w:rPr>
+          <w:rFonts w:ascii="Arial" w:eastAsia="Arial" w:hAnsi="Arial" w:cs="Arial"/>
+          <w:b/>
+          <w:color w:val="000000"/>
+          <w:sz w:val="18"/>
+          <w:highlight w:val="lightGray"/>
+        </w:rPr>
+        <w:t>on</w:t>
+      </w:r>
+      <w:r>
+        <w:rPr>
+          <w:rFonts w:ascii="Arial" w:eastAsia="Arial" w:hAnsi="Arial"/>
+          <w:sz w:val="18"/>
+          <w:highlight w:val="lightGray"/>
+        </w:rPr>
+        <w:t xml:space="preserve"> [8/22/2025]</w:t>
       </w:r>
     </w:p>
     <w:p>
@@ -468,14 +572,13 @@
           <w:ilvl w:val="0"/>
           <w:numId w:val="1"/>
         </w:numPr>
-        <w:spacing w:before="240" w:after="240"/>
-      </w:pPr>
-      <w:r>
-        <w:rPr>
-          <w:rFonts w:ascii="Roboto Mono" w:eastAsia="Roboto Mono" w:hAnsi="Roboto Mono" w:cs="Roboto Mono"/>
-          <w:b/>
-        </w:rPr>
-        <w:lastRenderedPageBreak/>
+        <w:spacing w:before="240" w:after="240" w:line="276" w:lineRule="auto"/>
+      </w:pPr>
+      <w:r>
+        <w:rPr>
+          <w:rFonts w:ascii="Roboto Mono" w:eastAsia="Roboto Mono" w:hAnsi="Roboto Mono" w:cs="Roboto Mono"/>
+          <w:b/>
+        </w:rPr>
         <w:t>End-users</w:t>
       </w:r>
       <w:r>
@@ -532,7 +635,7 @@
     </w:p>
     <w:p>
       <w:r>
-        <w:pict w14:anchorId="0FA3B68F">
+        <w:pict w14:anchorId="032318FA">
           <v:rect id="_x0000_i1028" style="width:0;height:1.5pt" o:hralign="center" o:hrstd="t" o:hr="t" fillcolor="#a0a0a0" stroked="f"/>
         </w:pict>
       </w:r>
@@ -560,51 +663,77 @@
       </w:pPr>
       <w:r>
         <w:rPr>
-          <w:b/>
-          <w:shd w:val="clear" w:color="auto" w:fill="B7B7B7"/>
-        </w:rPr>
-        <w:t># Source</w:t>
-      </w:r>
-      <w:r>
-        <w:rPr>
-          <w:shd w:val="clear" w:color="auto" w:fill="B7B7B7"/>
-        </w:rPr>
-        <w:t xml:space="preserve">: </w:t>
-      </w:r>
-      <w:r>
-        <w:rPr>
-          <w:b/>
-          <w:shd w:val="clear" w:color="auto" w:fill="B7B7B7"/>
-        </w:rPr>
-        <w:t xml:space="preserve">Chatgpt </w:t>
-      </w:r>
-      <w:r>
-        <w:rPr>
-          <w:b/>
-          <w:sz w:val="14"/>
-          <w:szCs w:val="14"/>
-          <w:shd w:val="clear" w:color="auto" w:fill="B7B7B7"/>
-        </w:rPr>
-        <w:t>(GPT</w:t>
-      </w:r>
-      <w:r>
-        <w:rPr>
-          <w:rFonts w:ascii="Cambria Math" w:hAnsi="Cambria Math" w:cs="Cambria Math"/>
-          <w:b/>
-          <w:sz w:val="14"/>
-          <w:szCs w:val="14"/>
-          <w:shd w:val="clear" w:color="auto" w:fill="B7B7B7"/>
+          <w:rFonts w:ascii="Arial" w:eastAsia="Arial" w:hAnsi="Arial" w:cs="Arial"/>
+          <w:b/>
+          <w:color w:val="000000"/>
+          <w:sz w:val="18"/>
+          <w:highlight w:val="lightGray"/>
+        </w:rPr>
+        <w:t># Source: AI Source: Provided by: [Data Path</w:t>
+      </w:r>
+      <w:r>
+        <w:rPr>
+          <w:rFonts w:ascii="Arial" w:eastAsia="Arial" w:hAnsi="Arial" w:cs="Arial"/>
+          <w:color w:val="000000"/>
+          <w:sz w:val="18"/>
+          <w:highlight w:val="lightGray"/>
+        </w:rPr>
+        <w:t xml:space="preserve">: Persons Table -&gt; ID Column: 1, Name_En Column: Motasem Essam] -&gt; </w:t>
+      </w:r>
+      <w:r>
+        <w:rPr>
+          <w:rFonts w:ascii="Arial" w:eastAsia="Arial" w:hAnsi="Arial" w:cs="Arial"/>
+          <w:b/>
+          <w:color w:val="000000"/>
+          <w:sz w:val="18"/>
+          <w:highlight w:val="lightGray"/>
+        </w:rPr>
+        <w:t>From:</w:t>
+      </w:r>
+      <w:r>
+        <w:rPr>
+          <w:rFonts w:ascii="Arial" w:eastAsia="Arial" w:hAnsi="Arial" w:cs="Arial"/>
+          <w:color w:val="000000"/>
+          <w:sz w:val="18"/>
+          <w:highlight w:val="lightGray"/>
+        </w:rPr>
+        <w:t xml:space="preserve"> [Chatgpt (GPT</w:t>
+      </w:r>
+      <w:r>
+        <w:rPr>
+          <w:rFonts w:ascii="Arial" w:eastAsia="Arial" w:hAnsi="Arial" w:cs="Cambria Math"/>
+          <w:color w:val="000000"/>
+          <w:sz w:val="18"/>
+          <w:highlight w:val="lightGray"/>
         </w:rPr>
         <w:t>‑</w:t>
       </w:r>
       <w:r>
         <w:rPr>
-          <w:b/>
-          <w:sz w:val="14"/>
-          <w:szCs w:val="14"/>
-          <w:shd w:val="clear" w:color="auto" w:fill="B7B7B7"/>
-        </w:rPr>
-        <w:t>5 Mini) at [8/22/2025]</w:t>
+          <w:rFonts w:ascii="Arial" w:eastAsia="Arial" w:hAnsi="Arial" w:cs="Arial"/>
+          <w:color w:val="000000"/>
+          <w:sz w:val="18"/>
+          <w:highlight w:val="lightGray"/>
+        </w:rPr>
+        <w:t xml:space="preserve">5 Mini)] </w:t>
+      </w:r>
+      <w:r>
+        <w:rPr>
+          <w:rFonts w:ascii="Arial" w:eastAsia="Arial" w:hAnsi="Arial" w:cs="Arial"/>
+          <w:b/>
+          <w:color w:val="000000"/>
+          <w:sz w:val="18"/>
+          <w:highlight w:val="lightGray"/>
+        </w:rPr>
+        <w:t>on</w:t>
+      </w:r>
+      <w:r>
+        <w:rPr>
+          <w:rFonts w:ascii="Arial" w:eastAsia="Arial" w:hAnsi="Arial"/>
+          <w:sz w:val="18"/>
+          <w:highlight w:val="lightGray"/>
+        </w:rPr>
+        <w:t xml:space="preserve"> [8/22/2025]</w:t>
       </w:r>
     </w:p>
     <w:p>
@@ -613,7 +742,7 @@
           <w:ilvl w:val="0"/>
           <w:numId w:val="3"/>
         </w:numPr>
-        <w:spacing w:before="240"/>
+        <w:spacing w:before="240" w:after="0" w:line="276" w:lineRule="auto"/>
       </w:pPr>
       <w:r>
         <w:rPr>
@@ -647,6 +776,7 @@
           <w:ilvl w:val="0"/>
           <w:numId w:val="3"/>
         </w:numPr>
+        <w:spacing w:after="0" w:line="276" w:lineRule="auto"/>
       </w:pPr>
       <w:r>
         <w:rPr>
@@ -680,7 +810,7 @@
           <w:ilvl w:val="0"/>
           <w:numId w:val="3"/>
         </w:numPr>
-        <w:spacing w:after="240"/>
+        <w:spacing w:after="240" w:line="276" w:lineRule="auto"/>
       </w:pPr>
       <w:r>
         <w:rPr>
@@ -710,7 +840,7 @@
     </w:p>
     <w:p>
       <w:r>
-        <w:pict w14:anchorId="169F3E27">
+        <w:pict w14:anchorId="7481D927">
           <v:rect id="_x0000_i1029" style="width:0;height:1.5pt" o:hralign="center" o:hrstd="t" o:hr="t" fillcolor="#a0a0a0" stroked="f"/>
         </w:pict>
       </w:r>
@@ -734,51 +864,77 @@
       </w:pPr>
       <w:r>
         <w:rPr>
-          <w:b/>
-          <w:shd w:val="clear" w:color="auto" w:fill="B7B7B7"/>
-        </w:rPr>
-        <w:t># Source</w:t>
-      </w:r>
-      <w:r>
-        <w:rPr>
-          <w:shd w:val="clear" w:color="auto" w:fill="B7B7B7"/>
-        </w:rPr>
-        <w:t xml:space="preserve">: </w:t>
-      </w:r>
-      <w:r>
-        <w:rPr>
-          <w:b/>
-          <w:shd w:val="clear" w:color="auto" w:fill="B7B7B7"/>
-        </w:rPr>
-        <w:t xml:space="preserve">Chatgpt </w:t>
-      </w:r>
-      <w:r>
-        <w:rPr>
-          <w:b/>
-          <w:sz w:val="14"/>
-          <w:szCs w:val="14"/>
-          <w:shd w:val="clear" w:color="auto" w:fill="B7B7B7"/>
-        </w:rPr>
-        <w:t>(GPT</w:t>
-      </w:r>
-      <w:r>
-        <w:rPr>
-          <w:rFonts w:ascii="Cambria Math" w:hAnsi="Cambria Math" w:cs="Cambria Math"/>
-          <w:b/>
-          <w:sz w:val="14"/>
-          <w:szCs w:val="14"/>
-          <w:shd w:val="clear" w:color="auto" w:fill="B7B7B7"/>
+          <w:rFonts w:ascii="Arial" w:eastAsia="Arial" w:hAnsi="Arial" w:cs="Arial"/>
+          <w:b/>
+          <w:color w:val="000000"/>
+          <w:sz w:val="18"/>
+          <w:highlight w:val="lightGray"/>
+        </w:rPr>
+        <w:t># Source: AI Source: Provided by: [Data Path</w:t>
+      </w:r>
+      <w:r>
+        <w:rPr>
+          <w:rFonts w:ascii="Arial" w:eastAsia="Arial" w:hAnsi="Arial" w:cs="Arial"/>
+          <w:color w:val="000000"/>
+          <w:sz w:val="18"/>
+          <w:highlight w:val="lightGray"/>
+        </w:rPr>
+        <w:t xml:space="preserve">: Persons Table -&gt; ID Column: 1, Name_En Column: Motasem Essam] -&gt; </w:t>
+      </w:r>
+      <w:r>
+        <w:rPr>
+          <w:rFonts w:ascii="Arial" w:eastAsia="Arial" w:hAnsi="Arial" w:cs="Arial"/>
+          <w:b/>
+          <w:color w:val="000000"/>
+          <w:sz w:val="18"/>
+          <w:highlight w:val="lightGray"/>
+        </w:rPr>
+        <w:t>From:</w:t>
+      </w:r>
+      <w:r>
+        <w:rPr>
+          <w:rFonts w:ascii="Arial" w:eastAsia="Arial" w:hAnsi="Arial" w:cs="Arial"/>
+          <w:color w:val="000000"/>
+          <w:sz w:val="18"/>
+          <w:highlight w:val="lightGray"/>
+        </w:rPr>
+        <w:t xml:space="preserve"> [Chatgpt (GPT</w:t>
+      </w:r>
+      <w:r>
+        <w:rPr>
+          <w:rFonts w:ascii="Arial" w:eastAsia="Arial" w:hAnsi="Arial" w:cs="Cambria Math"/>
+          <w:color w:val="000000"/>
+          <w:sz w:val="18"/>
+          <w:highlight w:val="lightGray"/>
         </w:rPr>
         <w:t>‑</w:t>
       </w:r>
       <w:r>
         <w:rPr>
-          <w:b/>
-          <w:sz w:val="14"/>
-          <w:szCs w:val="14"/>
-          <w:shd w:val="clear" w:color="auto" w:fill="B7B7B7"/>
-        </w:rPr>
-        <w:t>5 Mini) at [8/22/2025]</w:t>
+          <w:rFonts w:ascii="Arial" w:eastAsia="Arial" w:hAnsi="Arial" w:cs="Arial"/>
+          <w:color w:val="000000"/>
+          <w:sz w:val="18"/>
+          <w:highlight w:val="lightGray"/>
+        </w:rPr>
+        <w:t xml:space="preserve">5 Mini)] </w:t>
+      </w:r>
+      <w:r>
+        <w:rPr>
+          <w:rFonts w:ascii="Arial" w:eastAsia="Arial" w:hAnsi="Arial" w:cs="Arial"/>
+          <w:b/>
+          <w:color w:val="000000"/>
+          <w:sz w:val="18"/>
+          <w:highlight w:val="lightGray"/>
+        </w:rPr>
+        <w:t>on</w:t>
+      </w:r>
+      <w:r>
+        <w:rPr>
+          <w:rFonts w:ascii="Arial" w:eastAsia="Arial" w:hAnsi="Arial"/>
+          <w:sz w:val="18"/>
+          <w:highlight w:val="lightGray"/>
+        </w:rPr>
+        <w:t xml:space="preserve"> [8/22/2025]</w:t>
       </w:r>
     </w:p>
     <w:p>
@@ -850,7 +1006,7 @@
     </w:p>
     <w:p>
       <w:r>
-        <w:pict w14:anchorId="76202C77">
+        <w:pict w14:anchorId="34749F10">
           <v:rect id="_x0000_i1030" style="width:0;height:1.5pt" o:hralign="center" o:hrstd="t" o:hr="t" fillcolor="#a0a0a0" stroked="f"/>
         </w:pict>
       </w:r>
@@ -874,51 +1030,77 @@
       </w:pPr>
       <w:r>
         <w:rPr>
-          <w:b/>
-          <w:shd w:val="clear" w:color="auto" w:fill="B7B7B7"/>
-        </w:rPr>
-        <w:t># Source</w:t>
-      </w:r>
-      <w:r>
-        <w:rPr>
-          <w:shd w:val="clear" w:color="auto" w:fill="B7B7B7"/>
-        </w:rPr>
-        <w:t xml:space="preserve">: </w:t>
-      </w:r>
-      <w:r>
-        <w:rPr>
-          <w:b/>
-          <w:shd w:val="clear" w:color="auto" w:fill="B7B7B7"/>
-        </w:rPr>
-        <w:t xml:space="preserve">Chatgpt </w:t>
-      </w:r>
-      <w:r>
-        <w:rPr>
-          <w:b/>
-          <w:sz w:val="14"/>
-          <w:szCs w:val="14"/>
-          <w:shd w:val="clear" w:color="auto" w:fill="B7B7B7"/>
-        </w:rPr>
-        <w:t>(GPT</w:t>
-      </w:r>
-      <w:r>
-        <w:rPr>
-          <w:rFonts w:ascii="Cambria Math" w:hAnsi="Cambria Math" w:cs="Cambria Math"/>
-          <w:b/>
-          <w:sz w:val="14"/>
-          <w:szCs w:val="14"/>
-          <w:shd w:val="clear" w:color="auto" w:fill="B7B7B7"/>
+          <w:rFonts w:ascii="Arial" w:eastAsia="Arial" w:hAnsi="Arial" w:cs="Arial"/>
+          <w:b/>
+          <w:color w:val="000000"/>
+          <w:sz w:val="18"/>
+          <w:highlight w:val="lightGray"/>
+        </w:rPr>
+        <w:t># Source: AI Source: Provided by: [Data Path</w:t>
+      </w:r>
+      <w:r>
+        <w:rPr>
+          <w:rFonts w:ascii="Arial" w:eastAsia="Arial" w:hAnsi="Arial" w:cs="Arial"/>
+          <w:color w:val="000000"/>
+          <w:sz w:val="18"/>
+          <w:highlight w:val="lightGray"/>
+        </w:rPr>
+        <w:t xml:space="preserve">: Persons Table -&gt; ID Column: 1, Name_En Column: Motasem Essam] -&gt; </w:t>
+      </w:r>
+      <w:r>
+        <w:rPr>
+          <w:rFonts w:ascii="Arial" w:eastAsia="Arial" w:hAnsi="Arial" w:cs="Arial"/>
+          <w:b/>
+          <w:color w:val="000000"/>
+          <w:sz w:val="18"/>
+          <w:highlight w:val="lightGray"/>
+        </w:rPr>
+        <w:t>From:</w:t>
+      </w:r>
+      <w:r>
+        <w:rPr>
+          <w:rFonts w:ascii="Arial" w:eastAsia="Arial" w:hAnsi="Arial" w:cs="Arial"/>
+          <w:color w:val="000000"/>
+          <w:sz w:val="18"/>
+          <w:highlight w:val="lightGray"/>
+        </w:rPr>
+        <w:t xml:space="preserve"> [Chatgpt (GPT</w:t>
+      </w:r>
+      <w:r>
+        <w:rPr>
+          <w:rFonts w:ascii="Arial" w:eastAsia="Arial" w:hAnsi="Arial" w:cs="Cambria Math"/>
+          <w:color w:val="000000"/>
+          <w:sz w:val="18"/>
+          <w:highlight w:val="lightGray"/>
         </w:rPr>
         <w:t>‑</w:t>
       </w:r>
       <w:r>
         <w:rPr>
-          <w:b/>
-          <w:sz w:val="14"/>
-          <w:szCs w:val="14"/>
-          <w:shd w:val="clear" w:color="auto" w:fill="B7B7B7"/>
-        </w:rPr>
-        <w:t>5 Mini) at [8/22/2025]</w:t>
+          <w:rFonts w:ascii="Arial" w:eastAsia="Arial" w:hAnsi="Arial" w:cs="Arial"/>
+          <w:color w:val="000000"/>
+          <w:sz w:val="18"/>
+          <w:highlight w:val="lightGray"/>
+        </w:rPr>
+        <w:t xml:space="preserve">5 Mini)] </w:t>
+      </w:r>
+      <w:r>
+        <w:rPr>
+          <w:rFonts w:ascii="Arial" w:eastAsia="Arial" w:hAnsi="Arial" w:cs="Arial"/>
+          <w:b/>
+          <w:color w:val="000000"/>
+          <w:sz w:val="18"/>
+          <w:highlight w:val="lightGray"/>
+        </w:rPr>
+        <w:t>on</w:t>
+      </w:r>
+      <w:r>
+        <w:rPr>
+          <w:rFonts w:ascii="Arial" w:eastAsia="Arial" w:hAnsi="Arial"/>
+          <w:sz w:val="18"/>
+          <w:highlight w:val="lightGray"/>
+        </w:rPr>
+        <w:t xml:space="preserve"> [8/22/2025]</w:t>
       </w:r>
     </w:p>
     <w:p>
@@ -964,7 +1146,7 @@
     </w:p>
     <w:p>
       <w:r>
-        <w:pict w14:anchorId="4B56CA50">
+        <w:pict w14:anchorId="7906F6F6">
           <v:rect id="_x0000_i1031" style="width:0;height:1.5pt" o:hralign="center" o:hrstd="t" o:hr="t" fillcolor="#a0a0a0" stroked="f"/>
         </w:pict>
       </w:r>
@@ -988,51 +1170,77 @@
       </w:pPr>
       <w:r>
         <w:rPr>
-          <w:b/>
-          <w:shd w:val="clear" w:color="auto" w:fill="B7B7B7"/>
-        </w:rPr>
-        <w:t># Source</w:t>
-      </w:r>
-      <w:r>
-        <w:rPr>
-          <w:shd w:val="clear" w:color="auto" w:fill="B7B7B7"/>
-        </w:rPr>
-        <w:t xml:space="preserve">: </w:t>
-      </w:r>
-      <w:r>
-        <w:rPr>
-          <w:b/>
-          <w:shd w:val="clear" w:color="auto" w:fill="B7B7B7"/>
-        </w:rPr>
-        <w:t xml:space="preserve">Chatgpt </w:t>
-      </w:r>
-      <w:r>
-        <w:rPr>
-          <w:b/>
-          <w:sz w:val="14"/>
-          <w:szCs w:val="14"/>
-          <w:shd w:val="clear" w:color="auto" w:fill="B7B7B7"/>
-        </w:rPr>
-        <w:t>(GPT</w:t>
-      </w:r>
-      <w:r>
-        <w:rPr>
-          <w:rFonts w:ascii="Cambria Math" w:hAnsi="Cambria Math" w:cs="Cambria Math"/>
-          <w:b/>
-          <w:sz w:val="14"/>
-          <w:szCs w:val="14"/>
-          <w:shd w:val="clear" w:color="auto" w:fill="B7B7B7"/>
+          <w:rFonts w:ascii="Arial" w:eastAsia="Arial" w:hAnsi="Arial" w:cs="Arial"/>
+          <w:b/>
+          <w:color w:val="000000"/>
+          <w:sz w:val="18"/>
+          <w:highlight w:val="lightGray"/>
+        </w:rPr>
+        <w:t># Source: AI Source: Provided by: [Data Path</w:t>
+      </w:r>
+      <w:r>
+        <w:rPr>
+          <w:rFonts w:ascii="Arial" w:eastAsia="Arial" w:hAnsi="Arial" w:cs="Arial"/>
+          <w:color w:val="000000"/>
+          <w:sz w:val="18"/>
+          <w:highlight w:val="lightGray"/>
+        </w:rPr>
+        <w:t xml:space="preserve">: Persons Table -&gt; ID Column: 1, Name_En Column: Motasem Essam] -&gt; </w:t>
+      </w:r>
+      <w:r>
+        <w:rPr>
+          <w:rFonts w:ascii="Arial" w:eastAsia="Arial" w:hAnsi="Arial" w:cs="Arial"/>
+          <w:b/>
+          <w:color w:val="000000"/>
+          <w:sz w:val="18"/>
+          <w:highlight w:val="lightGray"/>
+        </w:rPr>
+        <w:t>From:</w:t>
+      </w:r>
+      <w:r>
+        <w:rPr>
+          <w:rFonts w:ascii="Arial" w:eastAsia="Arial" w:hAnsi="Arial" w:cs="Arial"/>
+          <w:color w:val="000000"/>
+          <w:sz w:val="18"/>
+          <w:highlight w:val="lightGray"/>
+        </w:rPr>
+        <w:t xml:space="preserve"> [Chatgpt (GPT</w:t>
+      </w:r>
+      <w:r>
+        <w:rPr>
+          <w:rFonts w:ascii="Arial" w:eastAsia="Arial" w:hAnsi="Arial" w:cs="Cambria Math"/>
+          <w:color w:val="000000"/>
+          <w:sz w:val="18"/>
+          <w:highlight w:val="lightGray"/>
         </w:rPr>
         <w:t>‑</w:t>
       </w:r>
       <w:r>
         <w:rPr>
-          <w:b/>
-          <w:sz w:val="14"/>
-          <w:szCs w:val="14"/>
-          <w:shd w:val="clear" w:color="auto" w:fill="B7B7B7"/>
-        </w:rPr>
-        <w:t>5 Mini) at [8/22/2025]</w:t>
+          <w:rFonts w:ascii="Arial" w:eastAsia="Arial" w:hAnsi="Arial" w:cs="Arial"/>
+          <w:color w:val="000000"/>
+          <w:sz w:val="18"/>
+          <w:highlight w:val="lightGray"/>
+        </w:rPr>
+        <w:t xml:space="preserve">5 Mini)] </w:t>
+      </w:r>
+      <w:r>
+        <w:rPr>
+          <w:rFonts w:ascii="Arial" w:eastAsia="Arial" w:hAnsi="Arial" w:cs="Arial"/>
+          <w:b/>
+          <w:color w:val="000000"/>
+          <w:sz w:val="18"/>
+          <w:highlight w:val="lightGray"/>
+        </w:rPr>
+        <w:t>on</w:t>
+      </w:r>
+      <w:r>
+        <w:rPr>
+          <w:rFonts w:ascii="Arial" w:eastAsia="Arial" w:hAnsi="Arial"/>
+          <w:sz w:val="18"/>
+          <w:highlight w:val="lightGray"/>
+        </w:rPr>
+        <w:t xml:space="preserve"> [8/22/2025]</w:t>
       </w:r>
     </w:p>
     <w:p>
@@ -1041,13 +1249,12 @@
           <w:ilvl w:val="0"/>
           <w:numId w:val="5"/>
         </w:numPr>
-        <w:spacing w:before="240" w:after="240"/>
-      </w:pPr>
-      <w:r>
-        <w:rPr>
-          <w:rFonts w:ascii="Roboto Mono" w:eastAsia="Roboto Mono" w:hAnsi="Roboto Mono" w:cs="Roboto Mono"/>
-        </w:rPr>
-        <w:lastRenderedPageBreak/>
+        <w:spacing w:before="240" w:after="240" w:line="276" w:lineRule="auto"/>
+      </w:pPr>
+      <w:r>
+        <w:rPr>
+          <w:rFonts w:ascii="Roboto Mono" w:eastAsia="Roboto Mono" w:hAnsi="Roboto Mono" w:cs="Roboto Mono"/>
+        </w:rPr>
         <w:t xml:space="preserve">A software company invites </w:t>
       </w:r>
       <w:r>
@@ -1085,19 +1292,20 @@
     </w:p>
     <w:p>
       <w:r>
-        <w:pict w14:anchorId="5B9C4D48">
+        <w:pict w14:anchorId="1B3D2684">
           <v:rect id="_x0000_i1032" style="width:0;height:1.5pt" o:hralign="center" o:hrstd="t" o:hr="t" fillcolor="#a0a0a0" stroked="f"/>
         </w:pict>
       </w:r>
     </w:p>
+    <w:p/>
     <w:p/>
     <w:p/>
     <w:p/>
     <w:sectPr>
       <w:pgSz w:w="12240" w:h="15840"/>
       <w:pgMar w:top="1440" w:right="1440" w:bottom="1440" w:left="1440" w:header="720" w:footer="720" w:gutter="0"/>
-      <w:pgNumType w:start="1"/>
       <w:cols w:space="720"/>
+      <w:docGrid w:linePitch="360"/>
     </w:sectPr>
   </w:body>
 </w:document>
@@ -2088,18 +2296,6 @@
   <w:style w:type="paragraph" w:default="1" w:styleId="Normal">
     <w:name w:val="Normal"/>
     <w:qFormat/>
-    <w:rsid w:val="00AB113D"/>
-    <w:pPr>
-      <w:spacing w:after="0" w:line="276" w:lineRule="auto"/>
-    </w:pPr>
-    <w:rPr>
-      <w:rFonts w:ascii="Arial" w:eastAsia="Arial" w:hAnsi="Arial" w:cs="Arial"/>
-      <w:kern w:val="0"/>
-      <w:sz w:val="22"/>
-      <w:szCs w:val="22"/>
-      <w:lang w:val="en"/>
-      <w14:ligatures w14:val="none"/>
-    </w:rPr>
   </w:style>
   <w:style w:type="paragraph" w:styleId="Heading1">
     <w:name w:val="heading 1"/>
@@ -2108,7 +2304,7 @@
     <w:link w:val="Heading1Char"/>
     <w:uiPriority w:val="9"/>
     <w:qFormat/>
-    <w:rsid w:val="00FD6C71"/>
+    <w:rsid w:val="00841598"/>
     <w:pPr>
       <w:keepNext/>
       <w:keepLines/>
@@ -2130,7 +2326,7 @@
     <w:uiPriority w:val="9"/>
     <w:unhideWhenUsed/>
     <w:qFormat/>
-    <w:rsid w:val="00FD6C71"/>
+    <w:rsid w:val="00841598"/>
     <w:pPr>
       <w:keepNext/>
       <w:keepLines/>
@@ -2153,7 +2349,7 @@
     <w:semiHidden/>
     <w:unhideWhenUsed/>
     <w:qFormat/>
-    <w:rsid w:val="00FD6C71"/>
+    <w:rsid w:val="00841598"/>
     <w:pPr>
       <w:keepNext/>
       <w:keepLines/>
@@ -2176,7 +2372,7 @@
     <w:semiHidden/>
     <w:unhideWhenUsed/>
     <w:qFormat/>
-    <w:rsid w:val="00FD6C71"/>
+    <w:rsid w:val="00841598"/>
     <w:pPr>
       <w:keepNext/>
       <w:keepLines/>
@@ -2199,7 +2395,7 @@
     <w:semiHidden/>
     <w:unhideWhenUsed/>
     <w:qFormat/>
-    <w:rsid w:val="00FD6C71"/>
+    <w:rsid w:val="00841598"/>
     <w:pPr>
       <w:keepNext/>
       <w:keepLines/>
@@ -2220,11 +2416,11 @@
     <w:semiHidden/>
     <w:unhideWhenUsed/>
     <w:qFormat/>
-    <w:rsid w:val="00FD6C71"/>
+    <w:rsid w:val="00841598"/>
     <w:pPr>
       <w:keepNext/>
       <w:keepLines/>
-      <w:spacing w:before="40"/>
+      <w:spacing w:before="40" w:after="0"/>
       <w:outlineLvl w:val="5"/>
     </w:pPr>
     <w:rPr>
@@ -2243,11 +2439,11 @@
     <w:semiHidden/>
     <w:unhideWhenUsed/>
     <w:qFormat/>
-    <w:rsid w:val="00FD6C71"/>
+    <w:rsid w:val="00841598"/>
     <w:pPr>
       <w:keepNext/>
       <w:keepLines/>
-      <w:spacing w:before="40"/>
+      <w:spacing w:before="40" w:after="0"/>
       <w:outlineLvl w:val="6"/>
     </w:pPr>
     <w:rPr>
@@ -2264,10 +2460,11 @@
     <w:semiHidden/>
     <w:unhideWhenUsed/>
     <w:qFormat/>
-    <w:rsid w:val="00FD6C71"/>
+    <w:rsid w:val="00841598"/>
     <w:pPr>
       <w:keepNext/>
       <w:keepLines/>
+      <w:spacing w:after="0"/>
       <w:outlineLvl w:val="7"/>
     </w:pPr>
     <w:rPr>
@@ -2286,10 +2483,11 @@
     <w:semiHidden/>
     <w:unhideWhenUsed/>
     <w:qFormat/>
-    <w:rsid w:val="00FD6C71"/>
+    <w:rsid w:val="00841598"/>
     <w:pPr>
       <w:keepNext/>
       <w:keepLines/>
+      <w:spacing w:after="0"/>
       <w:outlineLvl w:val="8"/>
     </w:pPr>
     <w:rPr>
@@ -2329,7 +2527,7 @@
     <w:basedOn w:val="DefaultParagraphFont"/>
     <w:link w:val="Heading1"/>
     <w:uiPriority w:val="9"/>
-    <w:rsid w:val="00FD6C71"/>
+    <w:rsid w:val="00841598"/>
     <w:rPr>
       <w:rFonts w:asciiTheme="majorHAnsi" w:eastAsiaTheme="majorEastAsia" w:hAnsiTheme="majorHAnsi" w:cstheme="majorBidi"/>
       <w:color w:val="2F5496" w:themeColor="accent1" w:themeShade="BF"/>
@@ -2342,7 +2540,7 @@
     <w:basedOn w:val="DefaultParagraphFont"/>
     <w:link w:val="Heading2"/>
     <w:uiPriority w:val="9"/>
-    <w:rsid w:val="00FD6C71"/>
+    <w:rsid w:val="00841598"/>
     <w:rPr>
       <w:rFonts w:asciiTheme="majorHAnsi" w:eastAsiaTheme="majorEastAsia" w:hAnsiTheme="majorHAnsi" w:cstheme="majorBidi"/>
       <w:color w:val="2F5496" w:themeColor="accent1" w:themeShade="BF"/>
@@ -2356,7 +2554,7 @@
     <w:link w:val="Heading3"/>
     <w:uiPriority w:val="9"/>
     <w:semiHidden/>
-    <w:rsid w:val="00FD6C71"/>
+    <w:rsid w:val="00841598"/>
     <w:rPr>
       <w:rFonts w:eastAsiaTheme="majorEastAsia" w:cstheme="majorBidi"/>
       <w:color w:val="2F5496" w:themeColor="accent1" w:themeShade="BF"/>
@@ -2370,7 +2568,7 @@
     <w:link w:val="Heading4"/>
     <w:uiPriority w:val="9"/>
     <w:semiHidden/>
-    <w:rsid w:val="00FD6C71"/>
+    <w:rsid w:val="00841598"/>
     <w:rPr>
       <w:rFonts w:eastAsiaTheme="majorEastAsia" w:cstheme="majorBidi"/>
       <w:i/>
@@ -2384,7 +2582,7 @@
     <w:link w:val="Heading5"/>
     <w:uiPriority w:val="9"/>
     <w:semiHidden/>
-    <w:rsid w:val="00FD6C71"/>
+    <w:rsid w:val="00841598"/>
     <w:rPr>
       <w:rFonts w:eastAsiaTheme="majorEastAsia" w:cstheme="majorBidi"/>
       <w:color w:val="2F5496" w:themeColor="accent1" w:themeShade="BF"/>
@@ -2396,7 +2594,7 @@
     <w:link w:val="Heading6"/>
     <w:uiPriority w:val="9"/>
     <w:semiHidden/>
-    <w:rsid w:val="00FD6C71"/>
+    <w:rsid w:val="00841598"/>
     <w:rPr>
       <w:rFonts w:eastAsiaTheme="majorEastAsia" w:cstheme="majorBidi"/>
       <w:i/>
@@ -2410,7 +2608,7 @@
     <w:link w:val="Heading7"/>
     <w:uiPriority w:val="9"/>
     <w:semiHidden/>
-    <w:rsid w:val="00FD6C71"/>
+    <w:rsid w:val="00841598"/>
     <w:rPr>
       <w:rFonts w:eastAsiaTheme="majorEastAsia" w:cstheme="majorBidi"/>
       <w:color w:val="595959" w:themeColor="text1" w:themeTint="A6"/>
@@ -2422,7 +2620,7 @@
     <w:link w:val="Heading8"/>
     <w:uiPriority w:val="9"/>
     <w:semiHidden/>
-    <w:rsid w:val="00FD6C71"/>
+    <w:rsid w:val="00841598"/>
     <w:rPr>
       <w:rFonts w:eastAsiaTheme="majorEastAsia" w:cstheme="majorBidi"/>
       <w:i/>
@@ -2436,7 +2634,7 @@
     <w:link w:val="Heading9"/>
     <w:uiPriority w:val="9"/>
     <w:semiHidden/>
-    <w:rsid w:val="00FD6C71"/>
+    <w:rsid w:val="00841598"/>
     <w:rPr>
       <w:rFonts w:eastAsiaTheme="majorEastAsia" w:cstheme="majorBidi"/>
       <w:color w:val="272727" w:themeColor="text1" w:themeTint="D8"/>
@@ -2449,7 +2647,7 @@
     <w:link w:val="TitleChar"/>
     <w:uiPriority w:val="10"/>
     <w:qFormat/>
-    <w:rsid w:val="00FD6C71"/>
+    <w:rsid w:val="00841598"/>
     <w:pPr>
       <w:spacing w:after="80" w:line="240" w:lineRule="auto"/>
       <w:contextualSpacing/>
@@ -2467,7 +2665,7 @@
     <w:basedOn w:val="DefaultParagraphFont"/>
     <w:link w:val="Title"/>
     <w:uiPriority w:val="10"/>
-    <w:rsid w:val="00FD6C71"/>
+    <w:rsid w:val="00841598"/>
     <w:rPr>
       <w:rFonts w:asciiTheme="majorHAnsi" w:eastAsiaTheme="majorEastAsia" w:hAnsiTheme="majorHAnsi" w:cstheme="majorBidi"/>
       <w:spacing w:val="-10"/>
@@ -2483,7 +2681,7 @@
     <w:link w:val="SubtitleChar"/>
     <w:uiPriority w:val="11"/>
     <w:qFormat/>
-    <w:rsid w:val="00FD6C71"/>
+    <w:rsid w:val="00841598"/>
     <w:pPr>
       <w:numPr>
         <w:ilvl w:val="1"/>
@@ -2502,7 +2700,7 @@
     <w:basedOn w:val="DefaultParagraphFont"/>
     <w:link w:val="Subtitle"/>
     <w:uiPriority w:val="11"/>
-    <w:rsid w:val="00FD6C71"/>
+    <w:rsid w:val="00841598"/>
     <w:rPr>
       <w:rFonts w:eastAsiaTheme="majorEastAsia" w:cstheme="majorBidi"/>
       <w:color w:val="595959" w:themeColor="text1" w:themeTint="A6"/>
@@ -2518,7 +2716,7 @@
     <w:link w:val="QuoteChar"/>
     <w:uiPriority w:val="29"/>
     <w:qFormat/>
-    <w:rsid w:val="00FD6C71"/>
+    <w:rsid w:val="00841598"/>
     <w:pPr>
       <w:spacing w:before="160"/>
       <w:jc w:val="center"/>
@@ -2534,7 +2732,7 @@
     <w:basedOn w:val="DefaultParagraphFont"/>
     <w:link w:val="Quote"/>
     <w:uiPriority w:val="29"/>
-    <w:rsid w:val="00FD6C71"/>
+    <w:rsid w:val="00841598"/>
     <w:rPr>
       <w:i/>
       <w:iCs/>
@@ -2546,7 +2744,7 @@
     <w:basedOn w:val="Normal"/>
     <w:uiPriority w:val="34"/>
     <w:qFormat/>
-    <w:rsid w:val="00FD6C71"/>
+    <w:rsid w:val="00841598"/>
     <w:pPr>
       <w:ind w:left="720"/>
       <w:contextualSpacing/>
@@ -2557,7 +2755,7 @@
     <w:basedOn w:val="DefaultParagraphFont"/>
     <w:uiPriority w:val="21"/>
     <w:qFormat/>
-    <w:rsid w:val="00FD6C71"/>
+    <w:rsid w:val="00841598"/>
     <w:rPr>
       <w:i/>
       <w:iCs/>
@@ -2571,7 +2769,7 @@
     <w:link w:val="IntenseQuoteChar"/>
     <w:uiPriority w:val="30"/>
     <w:qFormat/>
-    <w:rsid w:val="00FD6C71"/>
+    <w:rsid w:val="00841598"/>
     <w:pPr>
       <w:pBdr>
         <w:top w:val="single" w:sz="4" w:space="10" w:color="2F5496" w:themeColor="accent1" w:themeShade="BF"/>
@@ -2592,7 +2790,7 @@
     <w:basedOn w:val="DefaultParagraphFont"/>
     <w:link w:val="IntenseQuote"/>
     <w:uiPriority w:val="30"/>
-    <w:rsid w:val="00FD6C71"/>
+    <w:rsid w:val="00841598"/>
     <w:rPr>
       <w:i/>
       <w:iCs/>
@@ -2604,7 +2802,7 @@
     <w:basedOn w:val="DefaultParagraphFont"/>
     <w:uiPriority w:val="32"/>
     <w:qFormat/>
-    <w:rsid w:val="00FD6C71"/>
+    <w:rsid w:val="00841598"/>
     <w:rPr>
       <w:b/>
       <w:bCs/>
